--- a/Coding 1 - year/Unit 3 - Conditionals/Daily Lesson Plans/Word/Day 56.docx
+++ b/Coding 1 - year/Unit 3 - Conditionals/Daily Lesson Plans/Word/Day 56.docx
@@ -50,12 +50,15 @@
               </w:rPr>
               <w:t xml:space="preserve">Coding I — Full Year</w:t>
             </w:r>
-          </w:p>
-          <w:p>
-            <w:pPr>
-              <w:spacing w:before="40"/>
-              <w:jc w:val="center"/>
-            </w:pPr>
+            <w:r>
+              <w:rPr>
+                <w:rFonts w:ascii="Arial" w:cs="Arial" w:eastAsia="Arial" w:hAnsi="Arial"/>
+                <w:sz w:val="16"/>
+                <w:szCs w:val="16"/>
+              </w:rPr>
+              <w:br/>
+              <w:t xml:space="preserve"/>
+            </w:r>
             <w:r>
               <w:rPr>
                 <w:rFonts w:ascii="Arial" w:cs="Arial" w:eastAsia="Arial" w:hAnsi="Arial"/>
@@ -83,7 +86,7 @@
           <w:rFonts w:ascii="Arial" w:cs="Arial" w:eastAsia="Arial" w:hAnsi="Arial"/>
           <w:b/>
           <w:bCs/>
-          <w:color w:val="1F3864"/>
+          <w:color w:val="2B5797"/>
           <w:sz w:val="32"/>
           <w:szCs w:val="32"/>
         </w:rPr>
@@ -261,9 +264,9 @@
               <w:right w:val="single" w:color="CCCCCC" w:sz="1"/>
             </w:tcBorders>
             <w:tcMar>
-              <w:top w:type="dxa" w:w="60"/>
+              <w:top w:type="dxa" w:w="80"/>
               <w:left w:type="dxa" w:w="120"/>
-              <w:bottom w:type="dxa" w:w="60"/>
+              <w:bottom w:type="dxa" w:w="80"/>
               <w:right w:type="dxa" w:w="120"/>
             </w:tcMar>
           </w:tcPr>
@@ -290,20 +293,213 @@
               <w:right w:val="single" w:color="CCCCCC" w:sz="1"/>
             </w:tcBorders>
             <w:tcMar>
-              <w:top w:type="dxa" w:w="60"/>
+              <w:top w:type="dxa" w:w="80"/>
               <w:left w:type="dxa" w:w="120"/>
-              <w:bottom w:type="dxa" w:w="60"/>
+              <w:bottom w:type="dxa" w:w="80"/>
               <w:right w:type="dxa" w:w="120"/>
             </w:tcMar>
           </w:tcPr>
           <w:p>
-            <w:r>
-              <w:rPr>
-                <w:rFonts w:ascii="Arial" w:cs="Arial" w:eastAsia="Arial" w:hAnsi="Arial"/>
-                <w:sz w:val="20"/>
-                <w:szCs w:val="20"/>
+            <w:pPr>
+              <w:spacing w:after="80" w:before="80"/>
+            </w:pPr>
+            <w:r>
+              <w:rPr>
+                <w:rFonts w:ascii="Arial" w:cs="Arial" w:eastAsia="Arial" w:hAnsi="Arial"/>
+                <w:b/>
+                <w:bCs/>
+                <w:i w:val="false"/>
+                <w:iCs w:val="false"/>
+                <w:color w:val="000000"/>
+                <w:sz w:val="22"/>
+                <w:szCs w:val="22"/>
               </w:rPr>
               <w:t xml:space="preserve">Bell Ringer / Review</w:t>
+            </w:r>
+            <w:r>
+              <w:rPr>
+                <w:rFonts w:ascii="Arial" w:cs="Arial" w:eastAsia="Arial" w:hAnsi="Arial"/>
+                <w:sz w:val="20"/>
+                <w:szCs w:val="20"/>
+              </w:rPr>
+              <w:br/>
+              <w:t xml:space="preserve"/>
+            </w:r>
+            <w:r>
+              <w:rPr>
+                <w:rFonts w:ascii="Arial" w:cs="Arial" w:eastAsia="Arial" w:hAnsi="Arial"/>
+                <w:sz w:val="20"/>
+                <w:szCs w:val="20"/>
+              </w:rPr>
+              <w:br/>
+              <w:t xml:space="preserve"/>
+            </w:r>
+            <w:r>
+              <w:rPr>
+                <w:rFonts w:ascii="Arial" w:cs="Arial" w:eastAsia="Arial" w:hAnsi="Arial"/>
+                <w:b/>
+                <w:bCs/>
+                <w:i w:val="false"/>
+                <w:iCs w:val="false"/>
+                <w:color w:val="000000"/>
+                <w:sz w:val="20"/>
+                <w:szCs w:val="20"/>
+              </w:rPr>
+              <w:t xml:space="preserve">Quick Write </w:t>
+            </w:r>
+            <w:r>
+              <w:rPr>
+                <w:rFonts w:ascii="Arial" w:cs="Arial" w:eastAsia="Arial" w:hAnsi="Arial"/>
+                <w:b w:val="false"/>
+                <w:bCs w:val="false"/>
+                <w:i w:val="false"/>
+                <w:iCs w:val="false"/>
+                <w:color w:val="000000"/>
+                <w:sz w:val="20"/>
+                <w:szCs w:val="20"/>
+              </w:rPr>
+              <w:t xml:space="preserve">(3 min — written or verbal):</w:t>
+            </w:r>
+            <w:r>
+              <w:rPr>
+                <w:rFonts w:ascii="Arial" w:cs="Arial" w:eastAsia="Arial" w:hAnsi="Arial"/>
+                <w:sz w:val="20"/>
+                <w:szCs w:val="20"/>
+              </w:rPr>
+              <w:br/>
+              <w:t xml:space="preserve"/>
+            </w:r>
+            <w:r>
+              <w:rPr>
+                <w:rFonts w:ascii="Arial" w:cs="Arial" w:eastAsia="Arial" w:hAnsi="Arial"/>
+                <w:b w:val="false"/>
+                <w:bCs w:val="false"/>
+                <w:i w:val="false"/>
+                <w:iCs w:val="false"/>
+                <w:color w:val="000000"/>
+                <w:sz w:val="20"/>
+                <w:szCs w:val="20"/>
+              </w:rPr>
+              <w:t xml:space="preserve">    What do you already know about how to write nested if statements (decisions inside decisions) for hierarchical decision-making?</w:t>
+            </w:r>
+            <w:r>
+              <w:rPr>
+                <w:rFonts w:ascii="Arial" w:cs="Arial" w:eastAsia="Arial" w:hAnsi="Arial"/>
+                <w:sz w:val="20"/>
+                <w:szCs w:val="20"/>
+              </w:rPr>
+              <w:br/>
+              <w:t xml:space="preserve"/>
+            </w:r>
+            <w:r>
+              <w:rPr>
+                <w:rFonts w:ascii="Arial" w:cs="Arial" w:eastAsia="Arial" w:hAnsi="Arial"/>
+                <w:sz w:val="20"/>
+                <w:szCs w:val="20"/>
+              </w:rPr>
+              <w:br/>
+              <w:t xml:space="preserve"/>
+            </w:r>
+            <w:r>
+              <w:rPr>
+                <w:rFonts w:ascii="Arial" w:cs="Arial" w:eastAsia="Arial" w:hAnsi="Arial"/>
+                <w:b/>
+                <w:bCs/>
+                <w:i w:val="false"/>
+                <w:iCs w:val="false"/>
+                <w:color w:val="000000"/>
+                <w:sz w:val="20"/>
+                <w:szCs w:val="20"/>
+              </w:rPr>
+              <w:t xml:space="preserve">Vocabulary Preview — </w:t>
+            </w:r>
+            <w:r>
+              <w:rPr>
+                <w:rFonts w:ascii="Arial" w:cs="Arial" w:eastAsia="Arial" w:hAnsi="Arial"/>
+                <w:b w:val="false"/>
+                <w:bCs w:val="false"/>
+                <w:i w:val="false"/>
+                <w:iCs w:val="false"/>
+                <w:color w:val="000000"/>
+                <w:sz w:val="20"/>
+                <w:szCs w:val="20"/>
+              </w:rPr>
+              <w:t xml:space="preserve">terms we'll use today:</w:t>
+            </w:r>
+            <w:r>
+              <w:rPr>
+                <w:rFonts w:ascii="Arial" w:cs="Arial" w:eastAsia="Arial" w:hAnsi="Arial"/>
+                <w:sz w:val="20"/>
+                <w:szCs w:val="20"/>
+              </w:rPr>
+              <w:br/>
+              <w:t xml:space="preserve"/>
+            </w:r>
+            <w:r>
+              <w:rPr>
+                <w:rFonts w:ascii="Arial" w:cs="Arial" w:eastAsia="Arial" w:hAnsi="Arial"/>
+                <w:b w:val="false"/>
+                <w:bCs w:val="false"/>
+                <w:i w:val="false"/>
+                <w:iCs w:val="false"/>
+                <w:color w:val="000000"/>
+                <w:sz w:val="20"/>
+                <w:szCs w:val="20"/>
+              </w:rPr>
+              <w:t xml:space="preserve">    • nested conditional   •   Structure   •   Indentation defines nesting   •   When to use nesting</w:t>
+            </w:r>
+            <w:r>
+              <w:rPr>
+                <w:rFonts w:ascii="Arial" w:cs="Arial" w:eastAsia="Arial" w:hAnsi="Arial"/>
+                <w:sz w:val="20"/>
+                <w:szCs w:val="20"/>
+              </w:rPr>
+              <w:br/>
+              <w:t xml:space="preserve"/>
+            </w:r>
+            <w:r>
+              <w:rPr>
+                <w:rFonts w:ascii="Arial" w:cs="Arial" w:eastAsia="Arial" w:hAnsi="Arial"/>
+                <w:sz w:val="20"/>
+                <w:szCs w:val="20"/>
+              </w:rPr>
+              <w:br/>
+              <w:t xml:space="preserve"/>
+            </w:r>
+            <w:r>
+              <w:rPr>
+                <w:rFonts w:ascii="Arial" w:cs="Arial" w:eastAsia="Arial" w:hAnsi="Arial"/>
+                <w:b w:val="false"/>
+                <w:bCs w:val="false"/>
+                <w:i/>
+                <w:iCs/>
+                <w:color w:val="444444"/>
+                <w:sz w:val="20"/>
+                <w:szCs w:val="20"/>
+              </w:rPr>
+              <w:t xml:space="preserve">Today's Goal: By the end of class you will be able to write nested if statements (decisions inside decisions) for hierarchical decision-making.</w:t>
+            </w:r>
+            <w:r>
+              <w:rPr>
+                <w:rFonts w:ascii="Arial" w:cs="Arial" w:eastAsia="Arial" w:hAnsi="Arial"/>
+                <w:sz w:val="20"/>
+                <w:szCs w:val="20"/>
+              </w:rPr>
+              <w:br/>
+              <w:t xml:space="preserve"/>
+            </w:r>
+            <w:r>
+              <w:rPr>
+                <w:rFonts w:ascii="Arial" w:cs="Arial" w:eastAsia="Arial" w:hAnsi="Arial"/>
+                <w:b w:val="false"/>
+                <w:bCs w:val="false"/>
+                <w:i/>
+                <w:iCs/>
+                <w:color w:val="555555"/>
+                <w:sz w:val="20"/>
+                <w:szCs w:val="20"/>
+              </w:rPr>
+              <w:t xml:space="preserve">→ Pair-share your response, then 2–3 students share with the class.</w:t>
             </w:r>
           </w:p>
         </w:tc>
@@ -319,9 +515,9 @@
               <w:right w:val="single" w:color="CCCCCC" w:sz="1"/>
             </w:tcBorders>
             <w:tcMar>
-              <w:top w:type="dxa" w:w="60"/>
+              <w:top w:type="dxa" w:w="80"/>
               <w:left w:type="dxa" w:w="120"/>
-              <w:bottom w:type="dxa" w:w="60"/>
+              <w:bottom w:type="dxa" w:w="80"/>
               <w:right w:type="dxa" w:w="120"/>
             </w:tcMar>
           </w:tcPr>
@@ -348,20 +544,358 @@
               <w:right w:val="single" w:color="CCCCCC" w:sz="1"/>
             </w:tcBorders>
             <w:tcMar>
-              <w:top w:type="dxa" w:w="60"/>
+              <w:top w:type="dxa" w:w="80"/>
               <w:left w:type="dxa" w:w="120"/>
-              <w:bottom w:type="dxa" w:w="60"/>
+              <w:bottom w:type="dxa" w:w="80"/>
               <w:right w:type="dxa" w:w="120"/>
             </w:tcMar>
           </w:tcPr>
           <w:p>
-            <w:r>
-              <w:rPr>
-                <w:rFonts w:ascii="Arial" w:cs="Arial" w:eastAsia="Arial" w:hAnsi="Arial"/>
-                <w:sz w:val="20"/>
-                <w:szCs w:val="20"/>
-              </w:rPr>
-              <w:t xml:space="preserve">Mini Lesson: Nested Conditionals</w:t>
+            <w:pPr>
+              <w:spacing w:after="80" w:before="80"/>
+            </w:pPr>
+            <w:r>
+              <w:rPr>
+                <w:rFonts w:ascii="Arial" w:cs="Arial" w:eastAsia="Arial" w:hAnsi="Arial"/>
+                <w:b/>
+                <w:bCs/>
+                <w:i w:val="false"/>
+                <w:iCs w:val="false"/>
+                <w:color w:val="000000"/>
+                <w:sz w:val="22"/>
+                <w:szCs w:val="22"/>
+              </w:rPr>
+              <w:t xml:space="preserve">Mini Lesson: </w:t>
+            </w:r>
+            <w:r>
+              <w:rPr>
+                <w:rFonts w:ascii="Arial" w:cs="Arial" w:eastAsia="Arial" w:hAnsi="Arial"/>
+                <w:b w:val="false"/>
+                <w:bCs w:val="false"/>
+                <w:i w:val="false"/>
+                <w:iCs w:val="false"/>
+                <w:color w:val="000000"/>
+                <w:sz w:val="22"/>
+                <w:szCs w:val="22"/>
+              </w:rPr>
+              <w:t xml:space="preserve">Nested Conditionals</w:t>
+            </w:r>
+            <w:r>
+              <w:rPr>
+                <w:rFonts w:ascii="Arial" w:cs="Arial" w:eastAsia="Arial" w:hAnsi="Arial"/>
+                <w:sz w:val="20"/>
+                <w:szCs w:val="20"/>
+              </w:rPr>
+              <w:br/>
+              <w:t xml:space="preserve"/>
+            </w:r>
+            <w:r>
+              <w:rPr>
+                <w:rFonts w:ascii="Arial" w:cs="Arial" w:eastAsia="Arial" w:hAnsi="Arial"/>
+                <w:sz w:val="20"/>
+                <w:szCs w:val="20"/>
+              </w:rPr>
+              <w:br/>
+              <w:t xml:space="preserve"/>
+            </w:r>
+            <w:r>
+              <w:rPr>
+                <w:rFonts w:ascii="Arial" w:cs="Arial" w:eastAsia="Arial" w:hAnsi="Arial"/>
+                <w:b/>
+                <w:bCs/>
+                <w:i/>
+                <w:iCs/>
+                <w:color w:val="000000"/>
+                <w:sz w:val="20"/>
+                <w:szCs w:val="20"/>
+              </w:rPr>
+              <w:t xml:space="preserve">Learning Target: </w:t>
+            </w:r>
+            <w:r>
+              <w:rPr>
+                <w:rFonts w:ascii="Arial" w:cs="Arial" w:eastAsia="Arial" w:hAnsi="Arial"/>
+                <w:b w:val="false"/>
+                <w:bCs w:val="false"/>
+                <w:i/>
+                <w:iCs/>
+                <w:color w:val="333333"/>
+                <w:sz w:val="20"/>
+                <w:szCs w:val="20"/>
+              </w:rPr>
+              <w:t xml:space="preserve">I can write nested if statements (decisions inside decisions) for hierarchical decision-making.</w:t>
+            </w:r>
+            <w:r>
+              <w:rPr>
+                <w:rFonts w:ascii="Arial" w:cs="Arial" w:eastAsia="Arial" w:hAnsi="Arial"/>
+                <w:sz w:val="20"/>
+                <w:szCs w:val="20"/>
+              </w:rPr>
+              <w:br/>
+              <w:t xml:space="preserve"/>
+            </w:r>
+            <w:r>
+              <w:rPr>
+                <w:rFonts w:ascii="Arial" w:cs="Arial" w:eastAsia="Arial" w:hAnsi="Arial"/>
+                <w:sz w:val="20"/>
+                <w:szCs w:val="20"/>
+              </w:rPr>
+              <w:br/>
+              <w:t xml:space="preserve"/>
+            </w:r>
+            <w:r>
+              <w:rPr>
+                <w:rFonts w:ascii="Arial" w:cs="Arial" w:eastAsia="Arial" w:hAnsi="Arial"/>
+                <w:b w:val="false"/>
+                <w:bCs w:val="false"/>
+                <w:i w:val="false"/>
+                <w:iCs w:val="false"/>
+                <w:color w:val="000000"/>
+                <w:sz w:val="20"/>
+                <w:szCs w:val="20"/>
+              </w:rPr>
+              <w:t xml:space="preserve">A nested conditional is an if statement inside another if statement. Nesting allows you to make dependent decisions: "If X is true, then check Y."</w:t>
+            </w:r>
+            <w:r>
+              <w:rPr>
+                <w:rFonts w:ascii="Arial" w:cs="Arial" w:eastAsia="Arial" w:hAnsi="Arial"/>
+                <w:sz w:val="20"/>
+                <w:szCs w:val="20"/>
+              </w:rPr>
+              <w:br/>
+              <w:t xml:space="preserve"/>
+            </w:r>
+            <w:r>
+              <w:rPr>
+                <w:rFonts w:ascii="Arial" w:cs="Arial" w:eastAsia="Arial" w:hAnsi="Arial"/>
+                <w:b w:val="false"/>
+                <w:bCs w:val="false"/>
+                <w:i w:val="false"/>
+                <w:iCs w:val="false"/>
+                <w:color w:val="000000"/>
+                <w:sz w:val="20"/>
+                <w:szCs w:val="20"/>
+              </w:rPr>
+              <w:t xml:space="preserve">Indentation defines nesting: Each level adds 4 spaces.</w:t>
+            </w:r>
+            <w:r>
+              <w:rPr>
+                <w:rFonts w:ascii="Arial" w:cs="Arial" w:eastAsia="Arial" w:hAnsi="Arial"/>
+                <w:sz w:val="20"/>
+                <w:szCs w:val="20"/>
+              </w:rPr>
+              <w:br/>
+              <w:t xml:space="preserve"/>
+            </w:r>
+            <w:r>
+              <w:rPr>
+                <w:rFonts w:ascii="Arial" w:cs="Arial" w:eastAsia="Arial" w:hAnsi="Arial"/>
+                <w:sz w:val="20"/>
+                <w:szCs w:val="20"/>
+              </w:rPr>
+              <w:br/>
+              <w:t xml:space="preserve"/>
+            </w:r>
+            <w:r>
+              <w:rPr>
+                <w:rFonts w:ascii="Arial" w:cs="Arial" w:eastAsia="Arial" w:hAnsi="Arial"/>
+                <w:b/>
+                <w:bCs/>
+                <w:i w:val="false"/>
+                <w:iCs w:val="false"/>
+                <w:color w:val="000000"/>
+                <w:sz w:val="20"/>
+                <w:szCs w:val="20"/>
+              </w:rPr>
+              <w:t xml:space="preserve">Key Concepts:</w:t>
+            </w:r>
+            <w:r>
+              <w:rPr>
+                <w:rFonts w:ascii="Arial" w:cs="Arial" w:eastAsia="Arial" w:hAnsi="Arial"/>
+                <w:sz w:val="20"/>
+                <w:szCs w:val="20"/>
+              </w:rPr>
+              <w:br/>
+              <w:t xml:space="preserve"/>
+            </w:r>
+            <w:r>
+              <w:rPr>
+                <w:rFonts w:ascii="Arial" w:cs="Arial" w:eastAsia="Arial" w:hAnsi="Arial"/>
+                <w:b w:val="false"/>
+                <w:bCs w:val="false"/>
+                <w:i w:val="false"/>
+                <w:iCs w:val="false"/>
+                <w:color w:val="000000"/>
+                <w:sz w:val="20"/>
+                <w:szCs w:val="20"/>
+              </w:rPr>
+              <w:t xml:space="preserve">    • When a decision depends on a previous decision</w:t>
+            </w:r>
+            <w:r>
+              <w:rPr>
+                <w:rFonts w:ascii="Arial" w:cs="Arial" w:eastAsia="Arial" w:hAnsi="Arial"/>
+                <w:sz w:val="20"/>
+                <w:szCs w:val="20"/>
+              </w:rPr>
+              <w:br/>
+              <w:t xml:space="preserve"/>
+            </w:r>
+            <w:r>
+              <w:rPr>
+                <w:rFonts w:ascii="Arial" w:cs="Arial" w:eastAsia="Arial" w:hAnsi="Arial"/>
+                <w:b w:val="false"/>
+                <w:bCs w:val="false"/>
+                <w:i w:val="false"/>
+                <w:iCs w:val="false"/>
+                <w:color w:val="000000"/>
+                <w:sz w:val="20"/>
+                <w:szCs w:val="20"/>
+              </w:rPr>
+              <w:t xml:space="preserve">    • When you need hierarchical logic</w:t>
+            </w:r>
+            <w:r>
+              <w:rPr>
+                <w:rFonts w:ascii="Arial" w:cs="Arial" w:eastAsia="Arial" w:hAnsi="Arial"/>
+                <w:sz w:val="20"/>
+                <w:szCs w:val="20"/>
+              </w:rPr>
+              <w:br/>
+              <w:t xml:space="preserve"/>
+            </w:r>
+            <w:r>
+              <w:rPr>
+                <w:rFonts w:ascii="Arial" w:cs="Arial" w:eastAsia="Arial" w:hAnsi="Arial"/>
+                <w:b w:val="false"/>
+                <w:bCs w:val="false"/>
+                <w:i w:val="false"/>
+                <w:iCs w:val="false"/>
+                <w:color w:val="000000"/>
+                <w:sz w:val="20"/>
+                <w:szCs w:val="20"/>
+              </w:rPr>
+              <w:t xml:space="preserve">    • Sometimes you can replace with logical operators (and/or)</w:t>
+            </w:r>
+            <w:r>
+              <w:rPr>
+                <w:rFonts w:ascii="Arial" w:cs="Arial" w:eastAsia="Arial" w:hAnsi="Arial"/>
+                <w:sz w:val="20"/>
+                <w:szCs w:val="20"/>
+              </w:rPr>
+              <w:br/>
+              <w:t xml:space="preserve"/>
+            </w:r>
+            <w:r>
+              <w:rPr>
+                <w:rFonts w:ascii="Arial" w:cs="Arial" w:eastAsia="Arial" w:hAnsi="Arial"/>
+                <w:sz w:val="20"/>
+                <w:szCs w:val="20"/>
+              </w:rPr>
+              <w:br/>
+              <w:t xml:space="preserve"/>
+            </w:r>
+            <w:r>
+              <w:rPr>
+                <w:rFonts w:ascii="Arial" w:cs="Arial" w:eastAsia="Arial" w:hAnsi="Arial"/>
+                <w:b/>
+                <w:bCs/>
+                <w:i w:val="false"/>
+                <w:iCs w:val="false"/>
+                <w:color w:val="000000"/>
+                <w:sz w:val="20"/>
+                <w:szCs w:val="20"/>
+              </w:rPr>
+              <w:t xml:space="preserve">Vocabulary: </w:t>
+            </w:r>
+            <w:r>
+              <w:rPr>
+                <w:rFonts w:ascii="Arial" w:cs="Arial" w:eastAsia="Arial" w:hAnsi="Arial"/>
+                <w:b w:val="false"/>
+                <w:bCs w:val="false"/>
+                <w:i w:val="false"/>
+                <w:iCs w:val="false"/>
+                <w:color w:val="000000"/>
+                <w:sz w:val="20"/>
+                <w:szCs w:val="20"/>
+              </w:rPr>
+              <w:t xml:space="preserve">nested conditional, Structure, Indentation defines nesting, When to use nesting</w:t>
+            </w:r>
+            <w:r>
+              <w:rPr>
+                <w:rFonts w:ascii="Arial" w:cs="Arial" w:eastAsia="Arial" w:hAnsi="Arial"/>
+                <w:sz w:val="20"/>
+                <w:szCs w:val="20"/>
+              </w:rPr>
+              <w:br/>
+              <w:t xml:space="preserve"/>
+            </w:r>
+            <w:r>
+              <w:rPr>
+                <w:rFonts w:ascii="Arial" w:cs="Arial" w:eastAsia="Arial" w:hAnsi="Arial"/>
+                <w:sz w:val="20"/>
+                <w:szCs w:val="20"/>
+              </w:rPr>
+              <w:br/>
+              <w:t xml:space="preserve"/>
+            </w:r>
+            <w:r>
+              <w:rPr>
+                <w:rFonts w:ascii="Arial" w:cs="Arial" w:eastAsia="Arial" w:hAnsi="Arial"/>
+                <w:b/>
+                <w:bCs/>
+                <w:i/>
+                <w:iCs/>
+                <w:color w:val="555555"/>
+                <w:sz w:val="20"/>
+                <w:szCs w:val="20"/>
+              </w:rPr>
+              <w:t xml:space="preserve">→ Live Demo — </w:t>
+            </w:r>
+            <w:r>
+              <w:rPr>
+                <w:rFonts w:ascii="Arial" w:cs="Arial" w:eastAsia="Arial" w:hAnsi="Arial"/>
+                <w:b w:val="false"/>
+                <w:bCs w:val="false"/>
+                <w:i/>
+                <w:iCs/>
+                <w:color w:val="555555"/>
+                <w:sz w:val="20"/>
+                <w:szCs w:val="20"/>
+              </w:rPr>
+              <w:t xml:space="preserve">type examples as students follow along in their own editor.</w:t>
+            </w:r>
+            <w:r>
+              <w:rPr>
+                <w:rFonts w:ascii="Arial" w:cs="Arial" w:eastAsia="Arial" w:hAnsi="Arial"/>
+                <w:sz w:val="20"/>
+                <w:szCs w:val="20"/>
+              </w:rPr>
+              <w:br/>
+              <w:t xml:space="preserve"/>
+            </w:r>
+            <w:r>
+              <w:rPr>
+                <w:rFonts w:ascii="Arial" w:cs="Arial" w:eastAsia="Arial" w:hAnsi="Arial"/>
+                <w:b/>
+                <w:bCs/>
+                <w:i/>
+                <w:iCs/>
+                <w:color w:val="555555"/>
+                <w:sz w:val="20"/>
+                <w:szCs w:val="20"/>
+              </w:rPr>
+              <w:t xml:space="preserve">→ Check for Understanding: </w:t>
+            </w:r>
+            <w:r>
+              <w:rPr>
+                <w:rFonts w:ascii="Arial" w:cs="Arial" w:eastAsia="Arial" w:hAnsi="Arial"/>
+                <w:b w:val="false"/>
+                <w:bCs w:val="false"/>
+                <w:i/>
+                <w:iCs/>
+                <w:color w:val="555555"/>
+                <w:sz w:val="20"/>
+                <w:szCs w:val="20"/>
+              </w:rPr>
+              <w:t xml:space="preserve">pause and cold-call: “Can someone explain what we just did in their own words?”</w:t>
             </w:r>
           </w:p>
         </w:tc>
@@ -377,9 +911,9 @@
               <w:right w:val="single" w:color="CCCCCC" w:sz="1"/>
             </w:tcBorders>
             <w:tcMar>
-              <w:top w:type="dxa" w:w="60"/>
+              <w:top w:type="dxa" w:w="80"/>
               <w:left w:type="dxa" w:w="120"/>
-              <w:bottom w:type="dxa" w:w="60"/>
+              <w:bottom w:type="dxa" w:w="80"/>
               <w:right w:type="dxa" w:w="120"/>
             </w:tcMar>
           </w:tcPr>
@@ -406,20 +940,90 @@
               <w:right w:val="single" w:color="CCCCCC" w:sz="1"/>
             </w:tcBorders>
             <w:tcMar>
-              <w:top w:type="dxa" w:w="60"/>
+              <w:top w:type="dxa" w:w="80"/>
               <w:left w:type="dxa" w:w="120"/>
-              <w:bottom w:type="dxa" w:w="60"/>
+              <w:bottom w:type="dxa" w:w="80"/>
               <w:right w:type="dxa" w:w="120"/>
             </w:tcMar>
           </w:tcPr>
           <w:p>
-            <w:r>
-              <w:rPr>
-                <w:rFonts w:ascii="Arial" w:cs="Arial" w:eastAsia="Arial" w:hAnsi="Arial"/>
-                <w:sz w:val="20"/>
-                <w:szCs w:val="20"/>
+            <w:pPr>
+              <w:spacing w:after="80" w:before="80"/>
+            </w:pPr>
+            <w:r>
+              <w:rPr>
+                <w:rFonts w:ascii="Arial" w:cs="Arial" w:eastAsia="Arial" w:hAnsi="Arial"/>
+                <w:b/>
+                <w:bCs/>
+                <w:i w:val="false"/>
+                <w:iCs w:val="false"/>
+                <w:color w:val="000000"/>
+                <w:sz w:val="22"/>
+                <w:szCs w:val="22"/>
               </w:rPr>
               <w:t xml:space="preserve">Guided Practice</w:t>
+            </w:r>
+            <w:r>
+              <w:rPr>
+                <w:rFonts w:ascii="Arial" w:cs="Arial" w:eastAsia="Arial" w:hAnsi="Arial"/>
+                <w:sz w:val="20"/>
+                <w:szCs w:val="20"/>
+              </w:rPr>
+              <w:br/>
+              <w:t xml:space="preserve"/>
+            </w:r>
+            <w:r>
+              <w:rPr>
+                <w:rFonts w:ascii="Arial" w:cs="Arial" w:eastAsia="Arial" w:hAnsi="Arial"/>
+                <w:sz w:val="20"/>
+                <w:szCs w:val="20"/>
+              </w:rPr>
+              <w:br/>
+              <w:t xml:space="preserve"/>
+            </w:r>
+            <w:r>
+              <w:rPr>
+                <w:rFonts w:ascii="Arial" w:cs="Arial" w:eastAsia="Arial" w:hAnsi="Arial"/>
+                <w:b w:val="false"/>
+                <w:bCs w:val="false"/>
+                <w:i w:val="false"/>
+                <w:iCs w:val="false"/>
+                <w:color w:val="000000"/>
+                <w:sz w:val="20"/>
+                <w:szCs w:val="20"/>
+              </w:rPr>
+              <w:t xml:space="preserve">Trace through: What prints for:</w:t>
+            </w:r>
+            <w:r>
+              <w:rPr>
+                <w:rFonts w:ascii="Arial" w:cs="Arial" w:eastAsia="Arial" w:hAnsi="Arial"/>
+                <w:sz w:val="20"/>
+                <w:szCs w:val="20"/>
+              </w:rPr>
+              <w:br/>
+              <w:t xml:space="preserve"/>
+            </w:r>
+            <w:r>
+              <w:rPr>
+                <w:rFonts w:ascii="Arial" w:cs="Arial" w:eastAsia="Arial" w:hAnsi="Arial"/>
+                <w:sz w:val="20"/>
+                <w:szCs w:val="20"/>
+              </w:rPr>
+              <w:br/>
+              <w:t xml:space="preserve"/>
+            </w:r>
+            <w:r>
+              <w:rPr>
+                <w:rFonts w:ascii="Arial" w:cs="Arial" w:eastAsia="Arial" w:hAnsi="Arial"/>
+                <w:b w:val="false"/>
+                <w:bCs w:val="false"/>
+                <w:i/>
+                <w:iCs/>
+                <w:color w:val="555555"/>
+                <w:sz w:val="20"/>
+                <w:szCs w:val="20"/>
+              </w:rPr>
+              <w:t xml:space="preserve">→ Teacher models — students try alongside, then compare results.</w:t>
             </w:r>
           </w:p>
         </w:tc>
@@ -435,9 +1039,9 @@
               <w:right w:val="single" w:color="CCCCCC" w:sz="1"/>
             </w:tcBorders>
             <w:tcMar>
-              <w:top w:type="dxa" w:w="60"/>
+              <w:top w:type="dxa" w:w="80"/>
               <w:left w:type="dxa" w:w="120"/>
-              <w:bottom w:type="dxa" w:w="60"/>
+              <w:bottom w:type="dxa" w:w="80"/>
               <w:right w:type="dxa" w:w="120"/>
             </w:tcMar>
           </w:tcPr>
@@ -450,7 +1054,7 @@
                 <w:sz w:val="20"/>
                 <w:szCs w:val="20"/>
               </w:rPr>
-              <w:t xml:space="preserve">15-20 min</w:t>
+              <w:t xml:space="preserve">15–20 min</w:t>
             </w:r>
           </w:p>
         </w:tc>
@@ -464,20 +1068,164 @@
               <w:right w:val="single" w:color="CCCCCC" w:sz="1"/>
             </w:tcBorders>
             <w:tcMar>
-              <w:top w:type="dxa" w:w="60"/>
+              <w:top w:type="dxa" w:w="80"/>
               <w:left w:type="dxa" w:w="120"/>
-              <w:bottom w:type="dxa" w:w="60"/>
+              <w:bottom w:type="dxa" w:w="80"/>
               <w:right w:type="dxa" w:w="120"/>
             </w:tcMar>
           </w:tcPr>
           <w:p>
-            <w:r>
-              <w:rPr>
-                <w:rFonts w:ascii="Arial" w:cs="Arial" w:eastAsia="Arial" w:hAnsi="Arial"/>
-                <w:sz w:val="20"/>
-                <w:szCs w:val="20"/>
+            <w:pPr>
+              <w:spacing w:after="80" w:before="80"/>
+            </w:pPr>
+            <w:r>
+              <w:rPr>
+                <w:rFonts w:ascii="Arial" w:cs="Arial" w:eastAsia="Arial" w:hAnsi="Arial"/>
+                <w:b/>
+                <w:bCs/>
+                <w:i w:val="false"/>
+                <w:iCs w:val="false"/>
+                <w:color w:val="000000"/>
+                <w:sz w:val="22"/>
+                <w:szCs w:val="22"/>
               </w:rPr>
               <w:t xml:space="preserve">Independent Practice / Code Along</w:t>
+            </w:r>
+            <w:r>
+              <w:rPr>
+                <w:rFonts w:ascii="Arial" w:cs="Arial" w:eastAsia="Arial" w:hAnsi="Arial"/>
+                <w:sz w:val="20"/>
+                <w:szCs w:val="20"/>
+              </w:rPr>
+              <w:br/>
+              <w:t xml:space="preserve"/>
+            </w:r>
+            <w:r>
+              <w:rPr>
+                <w:rFonts w:ascii="Arial" w:cs="Arial" w:eastAsia="Arial" w:hAnsi="Arial"/>
+                <w:b/>
+                <w:bCs/>
+                <w:i w:val="false"/>
+                <w:iCs w:val="false"/>
+                <w:color w:val="000000"/>
+                <w:sz w:val="20"/>
+                <w:szCs w:val="20"/>
+              </w:rPr>
+              <w:t xml:space="preserve">    Beginner: </w:t>
+            </w:r>
+            <w:r>
+              <w:rPr>
+                <w:rFonts w:ascii="Arial" w:cs="Arial" w:eastAsia="Arial" w:hAnsi="Arial"/>
+                <w:b w:val="false"/>
+                <w:bCs w:val="false"/>
+                <w:i w:val="false"/>
+                <w:iCs w:val="false"/>
+                <w:color w:val="000000"/>
+                <w:sz w:val="20"/>
+                <w:szCs w:val="20"/>
+              </w:rPr>
+              <w:t xml:space="preserve">: Check if num % 2 == 0: inside the positive check -</w:t>
+            </w:r>
+            <w:r>
+              <w:rPr>
+                <w:rFonts w:ascii="Arial" w:cs="Arial" w:eastAsia="Arial" w:hAnsi="Arial"/>
+                <w:sz w:val="20"/>
+                <w:szCs w:val="20"/>
+              </w:rPr>
+              <w:br/>
+              <w:t xml:space="preserve"/>
+            </w:r>
+            <w:r>
+              <w:rPr>
+                <w:rFonts w:ascii="Arial" w:cs="Arial" w:eastAsia="Arial" w:hAnsi="Arial"/>
+                <w:b/>
+                <w:bCs/>
+                <w:i w:val="false"/>
+                <w:iCs w:val="false"/>
+                <w:color w:val="000000"/>
+                <w:sz w:val="20"/>
+                <w:szCs w:val="20"/>
+              </w:rPr>
+              <w:t xml:space="preserve">    Intermediate: </w:t>
+            </w:r>
+            <w:r>
+              <w:rPr>
+                <w:rFonts w:ascii="Arial" w:cs="Arial" w:eastAsia="Arial" w:hAnsi="Arial"/>
+                <w:b w:val="false"/>
+                <w:bCs w:val="false"/>
+                <w:i w:val="false"/>
+                <w:iCs w:val="false"/>
+                <w:color w:val="000000"/>
+                <w:sz w:val="20"/>
+                <w:szCs w:val="20"/>
+              </w:rPr>
+              <w:t xml:space="preserve">: Nested if for password after username matches -</w:t>
+            </w:r>
+            <w:r>
+              <w:rPr>
+                <w:rFonts w:ascii="Arial" w:cs="Arial" w:eastAsia="Arial" w:hAnsi="Arial"/>
+                <w:sz w:val="20"/>
+                <w:szCs w:val="20"/>
+              </w:rPr>
+              <w:br/>
+              <w:t xml:space="preserve"/>
+            </w:r>
+            <w:r>
+              <w:rPr>
+                <w:rFonts w:ascii="Arial" w:cs="Arial" w:eastAsia="Arial" w:hAnsi="Arial"/>
+                <w:b/>
+                <w:bCs/>
+                <w:i w:val="false"/>
+                <w:iCs w:val="false"/>
+                <w:color w:val="000000"/>
+                <w:sz w:val="20"/>
+                <w:szCs w:val="20"/>
+              </w:rPr>
+              <w:t xml:space="preserve">    Challenge: </w:t>
+            </w:r>
+            <w:r>
+              <w:rPr>
+                <w:rFonts w:ascii="Arial" w:cs="Arial" w:eastAsia="Arial" w:hAnsi="Arial"/>
+                <w:b w:val="false"/>
+                <w:bCs w:val="false"/>
+                <w:i w:val="false"/>
+                <w:iCs w:val="false"/>
+                <w:color w:val="000000"/>
+                <w:sz w:val="20"/>
+                <w:szCs w:val="20"/>
+              </w:rPr>
+              <w:t xml:space="preserve">: Check player_inventory &lt; max_inventory --- ## Sample Answers ### Problem 1 Example ### Problem 2 Example ### Problem 3 Example --- ## When…</w:t>
+            </w:r>
+            <w:r>
+              <w:rPr>
+                <w:rFonts w:ascii="Arial" w:cs="Arial" w:eastAsia="Arial" w:hAnsi="Arial"/>
+                <w:sz w:val="20"/>
+                <w:szCs w:val="20"/>
+              </w:rPr>
+              <w:br/>
+              <w:t xml:space="preserve"/>
+            </w:r>
+            <w:r>
+              <w:rPr>
+                <w:rFonts w:ascii="Arial" w:cs="Arial" w:eastAsia="Arial" w:hAnsi="Arial"/>
+                <w:sz w:val="20"/>
+                <w:szCs w:val="20"/>
+              </w:rPr>
+              <w:br/>
+              <w:t xml:space="preserve"/>
+            </w:r>
+            <w:r>
+              <w:rPr>
+                <w:rFonts w:ascii="Arial" w:cs="Arial" w:eastAsia="Arial" w:hAnsi="Arial"/>
+                <w:b w:val="false"/>
+                <w:bCs w:val="false"/>
+                <w:i/>
+                <w:iCs/>
+                <w:color w:val="555555"/>
+                <w:sz w:val="20"/>
+                <w:szCs w:val="20"/>
+              </w:rPr>
+              <w:t xml:space="preserve">→ Teacher circulates — offer hints, check for understanding.</w:t>
             </w:r>
           </w:p>
         </w:tc>
@@ -493,9 +1241,9 @@
               <w:right w:val="single" w:color="CCCCCC" w:sz="1"/>
             </w:tcBorders>
             <w:tcMar>
-              <w:top w:type="dxa" w:w="60"/>
+              <w:top w:type="dxa" w:w="80"/>
               <w:left w:type="dxa" w:w="120"/>
-              <w:bottom w:type="dxa" w:w="60"/>
+              <w:bottom w:type="dxa" w:w="80"/>
               <w:right w:type="dxa" w:w="120"/>
             </w:tcMar>
           </w:tcPr>
@@ -522,20 +1270,90 @@
               <w:right w:val="single" w:color="CCCCCC" w:sz="1"/>
             </w:tcBorders>
             <w:tcMar>
-              <w:top w:type="dxa" w:w="60"/>
+              <w:top w:type="dxa" w:w="80"/>
               <w:left w:type="dxa" w:w="120"/>
-              <w:bottom w:type="dxa" w:w="60"/>
+              <w:bottom w:type="dxa" w:w="80"/>
               <w:right w:type="dxa" w:w="120"/>
             </w:tcMar>
           </w:tcPr>
           <w:p>
-            <w:r>
-              <w:rPr>
-                <w:rFonts w:ascii="Arial" w:cs="Arial" w:eastAsia="Arial" w:hAnsi="Arial"/>
-                <w:sz w:val="20"/>
-                <w:szCs w:val="20"/>
+            <w:pPr>
+              <w:spacing w:after="80" w:before="80"/>
+            </w:pPr>
+            <w:r>
+              <w:rPr>
+                <w:rFonts w:ascii="Arial" w:cs="Arial" w:eastAsia="Arial" w:hAnsi="Arial"/>
+                <w:b/>
+                <w:bCs/>
+                <w:i w:val="false"/>
+                <w:iCs w:val="false"/>
+                <w:color w:val="000000"/>
+                <w:sz w:val="22"/>
+                <w:szCs w:val="22"/>
               </w:rPr>
               <w:t xml:space="preserve">Exit Ticket / Wrap-Up</w:t>
+            </w:r>
+            <w:r>
+              <w:rPr>
+                <w:rFonts w:ascii="Arial" w:cs="Arial" w:eastAsia="Arial" w:hAnsi="Arial"/>
+                <w:sz w:val="20"/>
+                <w:szCs w:val="20"/>
+              </w:rPr>
+              <w:br/>
+              <w:t xml:space="preserve"/>
+            </w:r>
+            <w:r>
+              <w:rPr>
+                <w:rFonts w:ascii="Arial" w:cs="Arial" w:eastAsia="Arial" w:hAnsi="Arial"/>
+                <w:sz w:val="20"/>
+                <w:szCs w:val="20"/>
+              </w:rPr>
+              <w:br/>
+              <w:t xml:space="preserve"/>
+            </w:r>
+            <w:r>
+              <w:rPr>
+                <w:rFonts w:ascii="Arial" w:cs="Arial" w:eastAsia="Arial" w:hAnsi="Arial"/>
+                <w:b w:val="false"/>
+                <w:bCs w:val="false"/>
+                <w:i w:val="false"/>
+                <w:iCs w:val="false"/>
+                <w:color w:val="000000"/>
+                <w:sz w:val="20"/>
+                <w:szCs w:val="20"/>
+              </w:rPr>
+              <w:t xml:space="preserve">Quick Check: Write nested if statements (decisions inside decisions) for hierarchical decision-making?</w:t>
+            </w:r>
+            <w:r>
+              <w:rPr>
+                <w:rFonts w:ascii="Arial" w:cs="Arial" w:eastAsia="Arial" w:hAnsi="Arial"/>
+                <w:sz w:val="20"/>
+                <w:szCs w:val="20"/>
+              </w:rPr>
+              <w:br/>
+              <w:t xml:space="preserve"/>
+            </w:r>
+            <w:r>
+              <w:rPr>
+                <w:rFonts w:ascii="Arial" w:cs="Arial" w:eastAsia="Arial" w:hAnsi="Arial"/>
+                <w:sz w:val="20"/>
+                <w:szCs w:val="20"/>
+              </w:rPr>
+              <w:br/>
+              <w:t xml:space="preserve"/>
+            </w:r>
+            <w:r>
+              <w:rPr>
+                <w:rFonts w:ascii="Arial" w:cs="Arial" w:eastAsia="Arial" w:hAnsi="Arial"/>
+                <w:b w:val="false"/>
+                <w:bCs w:val="false"/>
+                <w:i/>
+                <w:iCs/>
+                <w:color w:val="555555"/>
+                <w:sz w:val="20"/>
+                <w:szCs w:val="20"/>
+              </w:rPr>
+              <w:t xml:space="preserve">→ 3–2–1: Name 3 things learned, 2 new vocab words, 1 question you still have.</w:t>
             </w:r>
           </w:p>
         </w:tc>
@@ -856,19 +1674,6 @@
                 <w:sz w:val="18"/>
                 <w:szCs w:val="18"/>
               </w:rPr>
-              <w:t xml:space="preserve"># Basic nested if</w:t>
-            </w:r>
-          </w:p>
-          <w:p>
-            <w:pPr>
-              <w:spacing w:after="20"/>
-            </w:pPr>
-            <w:r>
-              <w:rPr>
-                <w:rFonts w:ascii="Courier New" w:cs="Courier New" w:eastAsia="Courier New" w:hAnsi="Courier New"/>
-                <w:sz w:val="18"/>
-                <w:szCs w:val="18"/>
-              </w:rPr>
               <w:t xml:space="preserve">age = 17</w:t>
             </w:r>
           </w:p>
@@ -947,7 +1752,7 @@
                 <w:sz w:val="18"/>
                 <w:szCs w:val="18"/>
               </w:rPr>
-              <w:t xml:space="preserve"># Without nesting (using and)</w:t>
+              <w:t xml:space="preserve"> </w:t>
             </w:r>
           </w:p>
           <w:p>
@@ -1012,7 +1817,7 @@
                 <w:sz w:val="18"/>
                 <w:szCs w:val="18"/>
               </w:rPr>
-              <w:t xml:space="preserve"># Access control system</w:t>
+              <w:t xml:space="preserve"> </w:t>
             </w:r>
           </w:p>
           <w:p>
@@ -1194,7 +1999,7 @@
                 <w:sz w:val="18"/>
                 <w:szCs w:val="18"/>
               </w:rPr>
-              <w:t xml:space="preserve"># Game inventory</w:t>
+              <w:t xml:space="preserve"> </w:t>
             </w:r>
           </w:p>
           <w:p>
@@ -1363,7 +2168,7 @@
                 <w:sz w:val="18"/>
                 <w:szCs w:val="18"/>
               </w:rPr>
-              <w:t xml:space="preserve"># Nested with multiple levels</w:t>
+              <w:t xml:space="preserve"> </w:t>
             </w:r>
           </w:p>
           <w:p>
@@ -1480,7 +2285,7 @@
                 <w:sz w:val="18"/>
                 <w:szCs w:val="18"/>
               </w:rPr>
-              <w:t xml:space="preserve"># Real-world: Bank ATM</w:t>
+              <w:t xml:space="preserve"> </w:t>
             </w:r>
           </w:p>
           <w:p>
@@ -1729,19 +2534,6 @@
                 <w:sz w:val="18"/>
                 <w:szCs w:val="18"/>
               </w:rPr>
-              <w:t xml:space="preserve"># CORRECT - properly nested</w:t>
-            </w:r>
-          </w:p>
-          <w:p>
-            <w:pPr>
-              <w:spacing w:after="20"/>
-            </w:pPr>
-            <w:r>
-              <w:rPr>
-                <w:rFonts w:ascii="Courier New" w:cs="Courier New" w:eastAsia="Courier New" w:hAnsi="Courier New"/>
-                <w:sz w:val="18"/>
-                <w:szCs w:val="18"/>
-              </w:rPr>
               <w:t xml:space="preserve">if x &gt; 5:              # 0 spaces</w:t>
             </w:r>
           </w:p>
@@ -1808,58 +2600,6 @@
                 <w:szCs w:val="18"/>
               </w:rPr>
               <w:t xml:space="preserve">print("Outside all ifs")  # 0 spaces</w:t>
-            </w:r>
-          </w:p>
-          <w:p>
-            <w:pPr>
-              <w:spacing w:after="20"/>
-            </w:pPr>
-            <w:r>
-              <w:rPr>
-                <w:rFonts w:ascii="Courier New" w:cs="Courier New" w:eastAsia="Courier New" w:hAnsi="Courier New"/>
-                <w:sz w:val="18"/>
-                <w:szCs w:val="18"/>
-              </w:rPr>
-              <w:t xml:space="preserve"> </w:t>
-            </w:r>
-          </w:p>
-          <w:p>
-            <w:pPr>
-              <w:spacing w:after="20"/>
-            </w:pPr>
-            <w:r>
-              <w:rPr>
-                <w:rFonts w:ascii="Courier New" w:cs="Courier New" w:eastAsia="Courier New" w:hAnsi="Courier New"/>
-                <w:sz w:val="18"/>
-                <w:szCs w:val="18"/>
-              </w:rPr>
-              <w:t xml:space="preserve"># WRONG - indentation error</w:t>
-            </w:r>
-          </w:p>
-          <w:p>
-            <w:pPr>
-              <w:spacing w:after="20"/>
-            </w:pPr>
-            <w:r>
-              <w:rPr>
-                <w:rFonts w:ascii="Courier New" w:cs="Courier New" w:eastAsia="Courier New" w:hAnsi="Courier New"/>
-                <w:sz w:val="18"/>
-                <w:szCs w:val="18"/>
-              </w:rPr>
-              <w:t xml:space="preserve"># if x &gt; 5:</w:t>
-            </w:r>
-          </w:p>
-          <w:p>
-            <w:pPr>
-              <w:spacing w:after="20"/>
-            </w:pPr>
-            <w:r>
-              <w:rPr>
-                <w:rFonts w:ascii="Courier New" w:cs="Courier New" w:eastAsia="Courier New" w:hAnsi="Courier New"/>
-                <w:sz w:val="18"/>
-                <w:szCs w:val="18"/>
-              </w:rPr>
-              <w:t xml:space="preserve"># print("Not indented")  # IndentationError!</w:t>
             </w:r>
           </w:p>
         </w:tc>
@@ -1903,19 +2643,6 @@
               <w:right w:type="dxa" w:w="160"/>
             </w:tcMar>
           </w:tcPr>
-          <w:p>
-            <w:pPr>
-              <w:spacing w:after="20"/>
-            </w:pPr>
-            <w:r>
-              <w:rPr>
-                <w:rFonts w:ascii="Courier New" w:cs="Courier New" w:eastAsia="Courier New" w:hAnsi="Courier New"/>
-                <w:sz w:val="18"/>
-                <w:szCs w:val="18"/>
-              </w:rPr>
-              <w:t xml:space="preserve"># Simplified RPG combat system</w:t>
-            </w:r>
-          </w:p>
           <w:p>
             <w:pPr>
               <w:spacing w:after="20"/>

--- a/Coding 1 - year/Unit 3 - Conditionals/Daily Lesson Plans/Word/Day 56.docx
+++ b/Coding 1 - year/Unit 3 - Conditionals/Daily Lesson Plans/Word/Day 56.docx
@@ -380,7 +380,7 @@
                 <w:sz w:val="20"/>
                 <w:szCs w:val="20"/>
               </w:rPr>
-              <w:t xml:space="preserve">    What do you already know about how to write nested if statements (decisions inside decisions) for hierarchical decision-making?</w:t>
+              <w:t xml:space="preserve">    If you had to write nested if statements (decisions inside decisions) for hierarchical decision-making, what would be the very first line of code you'd write? Why?</w:t>
             </w:r>
             <w:r>
               <w:rPr>
@@ -477,7 +477,7 @@
                 <w:sz w:val="20"/>
                 <w:szCs w:val="20"/>
               </w:rPr>
-              <w:t xml:space="preserve">Today's Goal: By the end of class you will be able to write nested if statements (decisions inside decisions) for hierarchical decision-making.</w:t>
+              <w:t xml:space="preserve">Today’s Goal: By the end of class you will be able to write nested if statements (decisions inside decisions) for hierarchical decision-making.</w:t>
             </w:r>
             <w:r>
               <w:rPr>
@@ -1322,7 +1322,7 @@
                 <w:sz w:val="20"/>
                 <w:szCs w:val="20"/>
               </w:rPr>
-              <w:t xml:space="preserve">Quick Check: Write nested if statements (decisions inside decisions) for hierarchical decision-making?</w:t>
+              <w:t xml:space="preserve">Without looking at your notes, write pseudocode showing how to write nested if statements (decisions inside decisions) for hierarchical decision-making.</w:t>
             </w:r>
             <w:r>
               <w:rPr>

--- a/Coding 1 - year/Unit 3 - Conditionals/Daily Lesson Plans/Word/Day 56.docx
+++ b/Coding 1 - year/Unit 3 - Conditionals/Daily Lesson Plans/Word/Day 56.docx
@@ -1124,7 +1124,7 @@
                 <w:sz w:val="20"/>
                 <w:szCs w:val="20"/>
               </w:rPr>
-              <w:t xml:space="preserve">: Check if num % 2 == 0: inside the positive check -</w:t>
+              <w:t xml:space="preserve">If correct, check password</w:t>
             </w:r>
             <w:r>
               <w:rPr>
@@ -1159,7 +1159,7 @@
                 <w:sz w:val="20"/>
                 <w:szCs w:val="20"/>
               </w:rPr>
-              <w:t xml:space="preserve">: Nested if for password after username matches -</w:t>
+              <w:t xml:space="preserve">If both correct, show options</w:t>
             </w:r>
             <w:r>
               <w:rPr>
@@ -1194,7 +1194,7 @@
                 <w:sz w:val="20"/>
                 <w:szCs w:val="20"/>
               </w:rPr>
-              <w:t xml:space="preserve">: Check player_inventory &lt; max_inventory --- ## Sample Answers ### Problem 1 Example ### Problem 2 Example ### Problem 3 Example --- ## When…</w:t>
+              <w:t xml:space="preserve">Different messages for each failure</w:t>
             </w:r>
             <w:r>
               <w:rPr>
@@ -1499,6 +1499,19 @@
           <w:szCs w:val="20"/>
         </w:rPr>
         <w:t xml:space="preserve">Sometimes you can replace with logical operators (and/or)</w:t>
+      </w:r>
+    </w:p>
+    <w:p>
+      <w:pPr>
+        <w:spacing w:after="60"/>
+      </w:pPr>
+      <w:r>
+        <w:rPr>
+          <w:rFonts w:ascii="Arial" w:cs="Arial" w:eastAsia="Arial" w:hAnsi="Arial"/>
+          <w:sz w:val="20"/>
+          <w:szCs w:val="20"/>
+        </w:rPr>
+        <w:t xml:space="preserve">Nested conditionals handle complex, hierarchical logic. Each indentation level represents a deeper decision. Structure your logic clearly so others can follow it!</w:t>
       </w:r>
     </w:p>
     <w:p>
@@ -4208,7 +4221,7 @@
           <w:sz w:val="20"/>
           <w:szCs w:val="20"/>
         </w:rPr>
-        <w:t xml:space="preserve">: Check if num % 2 == 0: inside the positive check -</w:t>
+        <w:t xml:space="preserve">If correct, check password</w:t>
       </w:r>
     </w:p>
     <w:p>
@@ -4231,7 +4244,7 @@
           <w:sz w:val="20"/>
           <w:szCs w:val="20"/>
         </w:rPr>
-        <w:t xml:space="preserve">: Nested if for password after username matches -</w:t>
+        <w:t xml:space="preserve">If both correct, show options</w:t>
       </w:r>
     </w:p>
     <w:p>
@@ -4254,7 +4267,7 @@
           <w:sz w:val="20"/>
           <w:szCs w:val="20"/>
         </w:rPr>
-        <w:t xml:space="preserve">: Check player_inventory &lt; max_inventory --- ## Sample Answers ### Problem 1 Example ### Problem 2 Example ### Problem 3 Example --- ## When to Use Nesting vs. Logical Operators Use nesting when: - Logic is hierarchical (dependent decisions) - You need to execute multiple statements in inner block -</w:t>
+        <w:t xml:space="preserve">Different messages for each failure</w:t>
       </w:r>
     </w:p>
     <w:p>

--- a/Coding 1 - year/Unit 3 - Conditionals/Daily Lesson Plans/Word/Day 56.docx
+++ b/Coding 1 - year/Unit 3 - Conditionals/Daily Lesson Plans/Word/Day 56.docx
@@ -1124,7 +1124,7 @@
                 <w:sz w:val="20"/>
                 <w:szCs w:val="20"/>
               </w:rPr>
-              <w:t xml:space="preserve">If correct, check password</w:t>
+              <w:t xml:space="preserve">Nested if to check: is a number positive? If yes, is it even? ---</w:t>
             </w:r>
             <w:r>
               <w:rPr>
@@ -1159,7 +1159,7 @@
                 <w:sz w:val="20"/>
                 <w:szCs w:val="20"/>
               </w:rPr>
-              <w:t xml:space="preserve">If both correct, show options</w:t>
+              <w:t xml:space="preserve">Login system: 1. Check username 2. If correct, check password 3. If both correct, show options 4. Different messages for each failure ---…</w:t>
             </w:r>
             <w:r>
               <w:rPr>
@@ -1194,7 +1194,7 @@
                 <w:sz w:val="20"/>
                 <w:szCs w:val="20"/>
               </w:rPr>
-              <w:t xml:space="preserve">Different messages for each failure</w:t>
+              <w:t xml:space="preserve">Game: Player has items and wants to purchase equipment. 1. Check if player has enough gold 2. If yes, check inventory space 3. If space avai…</w:t>
             </w:r>
             <w:r>
               <w:rPr>
@@ -4221,7 +4221,7 @@
           <w:sz w:val="20"/>
           <w:szCs w:val="20"/>
         </w:rPr>
-        <w:t xml:space="preserve">If correct, check password</w:t>
+        <w:t xml:space="preserve">Beginner Nested if to check: is a number positive? If yes, is it even? ---</w:t>
       </w:r>
     </w:p>
     <w:p>
@@ -4244,7 +4244,7 @@
           <w:sz w:val="20"/>
           <w:szCs w:val="20"/>
         </w:rPr>
-        <w:t xml:space="preserve">If both correct, show options</w:t>
+        <w:t xml:space="preserve">Intermediate Login system: 1. Check username 2. If correct, check password 3. If both correct, show options 4. Different messages for each failure ---</w:t>
       </w:r>
     </w:p>
     <w:p>
@@ -4267,7 +4267,7 @@
           <w:sz w:val="20"/>
           <w:szCs w:val="20"/>
         </w:rPr>
-        <w:t xml:space="preserve">Different messages for each failure</w:t>
+        <w:t xml:space="preserve">Challenge Game: Player has items and wants to purchase equipment. 1. Check if player has enough gold 2. If yes, check inventory space 3. If space available, complete purchase ---</w:t>
       </w:r>
     </w:p>
     <w:p>
